--- a/docs/手順書/SP-PS_かんたん手順書_A3.docx
+++ b/docs/手順書/SP-PS_かんたん手順書_A3.docx
@@ -130,7 +130,7 @@
           </w:p>
           <w:p>
             <w:pPr>
-              <w:spacing w:after="0" w:before="0" w:line="300"/>
+              <w:spacing w:after="60" w:before="0" w:line="300"/>
             </w:pPr>
             <w:r>
               <w:rPr>
@@ -150,6 +150,30 @@
                 <w:szCs w:val="18"/>
               </w:rPr>
               <w:t xml:space="preserve">　カメラとマイクが付いたスマートフォン（iPhone は Safari、Android は Chrome）　／　利用者IDと、はじめのコード（先生から受け取る）</w:t>
+            </w:r>
+          </w:p>
+          <w:p>
+            <w:pPr>
+              <w:spacing w:after="0" w:before="0" w:line="300"/>
+            </w:pPr>
+            <w:r>
+              <w:rPr>
+                <w:b/>
+                <w:bCs/>
+                <w:color w:val="B93D35"/>
+                <w:sz w:val="17"/>
+                <w:szCs w:val="17"/>
+                <w:shd w:fill="FFFFFF" w:color="auto" w:val="clear"/>
+              </w:rPr>
+              <w:t xml:space="preserve"> iPad はおすすめしません </w:t>
+            </w:r>
+            <w:r>
+              <w:rPr>
+                <w:color w:val="FFFFFF"/>
+                <w:sz w:val="18"/>
+                <w:szCs w:val="18"/>
+              </w:rPr>
+              <w:t xml:space="preserve">　カメラが広角で、顔や口が小さく映るため、口の形をうまく調べられません。スマートフォンを使ってください。</w:t>
             </w:r>
           </w:p>
         </w:tc>

--- a/docs/手順書/SP-PS_かんたん手順書_A3.docx
+++ b/docs/手順書/SP-PS_かんたん手順書_A3.docx
@@ -623,7 +623,7 @@
                       <w:szCs w:val="22"/>
                       <w:bdr w:val="single" w:color="5B4BEA" w:sz="6" w:space="0"/>
                     </w:rPr>
-                    <w:t xml:space="preserve"> ログイン </w:t>
+                    <w:t xml:space="preserve"> ‍ロ‍グ‍イ‍ン‍ </w:t>
                   </w:r>
                   <w:r>
                     <w:rPr>
@@ -773,7 +773,7 @@
                       <w:szCs w:val="22"/>
                       <w:bdr w:val="single" w:color="5B4BEA" w:sz="6" w:space="0"/>
                     </w:rPr>
-                    <w:t xml:space="preserve"> 設定してはじめる </w:t>
+                    <w:t xml:space="preserve"> ‍設‍定‍し‍て‍は‍じ‍め‍る‍ </w:t>
                   </w:r>
                   <w:r>
                     <w:rPr>
@@ -857,7 +857,7 @@
                       <w:szCs w:val="22"/>
                       <w:bdr w:val="single" w:color="5B4BEA" w:sz="6" w:space="0"/>
                     </w:rPr>
-                    <w:t xml:space="preserve"> はじめる </w:t>
+                    <w:t xml:space="preserve"> ‍は‍じ‍め‍る‍ </w:t>
                   </w:r>
                   <w:r>
                     <w:rPr>
@@ -1123,7 +1123,7 @@
                       <w:szCs w:val="22"/>
                       <w:bdr w:val="single" w:color="5B4BEA" w:sz="6" w:space="0"/>
                     </w:rPr>
-                    <w:t xml:space="preserve"> 単語 </w:t>
+                    <w:t xml:space="preserve"> ‍単‍語‍ </w:t>
                   </w:r>
                   <w:r>
                     <w:rPr>
@@ -1177,7 +1177,7 @@
                       <w:szCs w:val="22"/>
                       <w:bdr w:val="single" w:color="5B4BEA" w:sz="6" w:space="0"/>
                     </w:rPr>
-                    <w:t xml:space="preserve"> 単語を追加 </w:t>
+                    <w:t xml:space="preserve"> ‍単‍語‍を‍追‍加‍ </w:t>
                   </w:r>
                   <w:r>
                     <w:rPr>
@@ -1261,7 +1261,7 @@
                       <w:szCs w:val="22"/>
                       <w:bdr w:val="single" w:color="5B4BEA" w:sz="6" w:space="0"/>
                     </w:rPr>
-                    <w:t xml:space="preserve"> 次へ：お手本を録画 </w:t>
+                    <w:t xml:space="preserve"> ‍次‍へ‍：‍お‍手‍本‍を‍録‍画‍ </w:t>
                   </w:r>
                   <w:r>
                     <w:rPr>
@@ -1381,7 +1381,7 @@
                       <w:szCs w:val="22"/>
                       <w:bdr w:val="single" w:color="5B4BEA" w:sz="6" w:space="0"/>
                     </w:rPr>
-                    <w:t xml:space="preserve"> 録画をはじめる </w:t>
+                    <w:t xml:space="preserve"> ‍録‍画‍を‍は‍じ‍め‍る‍ </w:t>
                   </w:r>
                   <w:r>
                     <w:rPr>
@@ -1429,7 +1429,7 @@
                       <w:szCs w:val="22"/>
                       <w:bdr w:val="single" w:color="5B4BEA" w:sz="6" w:space="0"/>
                     </w:rPr>
-                    <w:t xml:space="preserve"> これで登録する </w:t>
+                    <w:t xml:space="preserve"> ‍こ‍れ‍で‍登‍録‍す‍る‍ </w:t>
                   </w:r>
                   <w:r>
                     <w:rPr>
@@ -1731,7 +1731,7 @@
                       <w:szCs w:val="22"/>
                       <w:bdr w:val="single" w:color="5B4BEA" w:sz="6" w:space="0"/>
                     </w:rPr>
-                    <w:t xml:space="preserve"> ▶ はじめる </w:t>
+                    <w:t xml:space="preserve"> ‍▶‍ ‍は‍じ‍め‍る‍ </w:t>
                   </w:r>
                   <w:r>
                     <w:rPr>
@@ -1749,7 +1749,7 @@
                       <w:szCs w:val="22"/>
                       <w:bdr w:val="single" w:color="D63C43" w:sz="6" w:space="0"/>
                     </w:rPr>
-                    <w:t xml:space="preserve"> 録音する </w:t>
+                    <w:t xml:space="preserve"> ‍録‍音‍す‍る‍ </w:t>
                   </w:r>
                   <w:r>
                     <w:rPr>
@@ -1826,7 +1826,7 @@
                       <w:szCs w:val="22"/>
                       <w:bdr w:val="single" w:color="5B4BEA" w:sz="6" w:space="0"/>
                     </w:rPr>
-                    <w:t xml:space="preserve"> お手本を見る </w:t>
+                    <w:t xml:space="preserve"> ‍お‍手‍本‍を‍見‍る‍ </w:t>
                   </w:r>
                   <w:r>
                     <w:rPr>
@@ -1867,7 +1867,7 @@
                       <w:szCs w:val="22"/>
                       <w:bdr w:val="single" w:color="D63C43" w:sz="6" w:space="0"/>
                     </w:rPr>
-                    <w:t xml:space="preserve"> 録音する </w:t>
+                    <w:t xml:space="preserve"> ‍録‍音‍す‍る‍ </w:t>
                   </w:r>
                   <w:r>
                     <w:rPr>
@@ -1951,7 +1951,7 @@
                       <w:szCs w:val="22"/>
                       <w:bdr w:val="single" w:color="5B4BEA" w:sz="6" w:space="0"/>
                     </w:rPr>
-                    <w:t xml:space="preserve"> 結果を見る → </w:t>
+                    <w:t xml:space="preserve"> ‍結‍果‍を‍見‍る‍ ‍→‍ </w:t>
                   </w:r>
                   <w:r>
                     <w:rPr>
@@ -2038,7 +2038,7 @@
                 <w:szCs w:val="20"/>
                 <w:bdr w:val="single" w:color="5B4BEA" w:sz="6" w:space="0"/>
               </w:rPr>
-              <w:t xml:space="preserve"> 直し方を見る </w:t>
+              <w:t xml:space="preserve"> ‍直‍し‍方‍を‍見‍る‍ </w:t>
             </w:r>
             <w:r>
               <w:rPr>
@@ -2740,7 +2740,7 @@
                       <w:szCs w:val="17"/>
                       <w:bdr w:val="single" w:color="5B4BEA" w:sz="6" w:space="0"/>
                     </w:rPr>
-                    <w:t xml:space="preserve"> もう一度ためす </w:t>
+                    <w:t xml:space="preserve"> ‍も‍う‍一‍度‍た‍め‍す‍ </w:t>
                   </w:r>
                   <w:r>
                     <w:rPr>
